--- a/一石二鸟小组课设指导文档但是不方便阅读！.docx
+++ b/一石二鸟小组课设指导文档但是不方便阅读！.docx
@@ -4496,7 +4496,7 @@
                     </pic:cNvPicPr>
                   </pic:nvPicPr>
                   <pic:blipFill>
-                    <a:blip r:embed="rId5"/>
+                    <a:blip r:embed="rId7"/>
                     <a:stretch>
                       <a:fillRect/>
                     </a:stretch>
@@ -5724,21 +5724,7 @@
         <w:rPr>
           <w:rFonts w:ascii="Times New Roman" w:eastAsia="宋体" w:hAnsi="Times New Roman" w:cs="Times New Roman"/>
         </w:rPr>
-        <w:t>单</w:t>
-      </w:r>
-      <w:proofErr w:type="gramStart"/>
-      <w:r>
-        <w:rPr>
-          <w:rFonts w:ascii="Times New Roman" w:eastAsia="宋体" w:hAnsi="Times New Roman" w:cs="Times New Roman"/>
-        </w:rPr>
-        <w:t>选状态</w:t>
-      </w:r>
-      <w:proofErr w:type="gramEnd"/>
-      <w:r>
-        <w:rPr>
-          <w:rFonts w:ascii="Times New Roman" w:eastAsia="宋体" w:hAnsi="Times New Roman" w:cs="Times New Roman"/>
-        </w:rPr>
-        <w:t>下，要求用户直接输入新的文件名并按新名称命名图片。</w:t>
+        <w:t>单选状态下，要求用户直接输入新的文件名并按新名称命名图片。</w:t>
       </w:r>
     </w:p>
     <w:p>
@@ -6200,7 +6186,7 @@
                     </pic:cNvPicPr>
                   </pic:nvPicPr>
                   <pic:blipFill>
-                    <a:blip r:embed="rId6"/>
+                    <a:blip r:embed="rId8"/>
                     <a:stretch>
                       <a:fillRect/>
                     </a:stretch>
@@ -6673,9 +6659,6 @@
     <w:p>
       <w:pPr>
         <w:pStyle w:val="2"/>
-        <w:rPr>
-          <w:rFonts w:hint="default"/>
-        </w:rPr>
       </w:pPr>
       <w:r>
         <w:t>额外指导要求！！小组成员在群里对数据库和Java</w:t>
@@ -6698,11 +6681,6 @@
       </w:r>
     </w:p>
     <w:p>
-      <w:pPr>
-        <w:rPr>
-          <w:rFonts w:hint="eastAsia"/>
-        </w:rPr>
-      </w:pPr>
       <w:r>
         <w:rPr>
           <w:rStyle w:val="40"/>
@@ -6750,11 +6728,6 @@
       </w:r>
     </w:p>
     <w:p>
-      <w:pPr>
-        <w:rPr>
-          <w:rFonts w:hint="eastAsia"/>
-        </w:rPr>
-      </w:pPr>
       <w:r>
         <w:rPr>
           <w:rFonts w:hint="eastAsia"/>
@@ -6781,11 +6754,6 @@
       </w:r>
     </w:p>
     <w:p>
-      <w:pPr>
-        <w:rPr>
-          <w:rFonts w:hint="eastAsia"/>
-        </w:rPr>
-      </w:pPr>
       <w:proofErr w:type="spellStart"/>
       <w:r>
         <w:rPr>
@@ -6834,11 +6802,6 @@
       </w:r>
     </w:p>
     <w:p>
-      <w:pPr>
-        <w:rPr>
-          <w:rFonts w:hint="eastAsia"/>
-        </w:rPr>
-      </w:pPr>
       <w:r>
         <w:rPr>
           <w:rFonts w:hint="eastAsia"/>
@@ -6859,11 +6822,6 @@
       </w:r>
     </w:p>
     <w:p>
-      <w:pPr>
-        <w:rPr>
-          <w:rFonts w:hint="eastAsia"/>
-        </w:rPr>
-      </w:pPr>
       <w:proofErr w:type="spellStart"/>
       <w:r>
         <w:rPr>
@@ -6946,11 +6904,6 @@
       </w:r>
     </w:p>
     <w:p>
-      <w:pPr>
-        <w:rPr>
-          <w:rFonts w:hint="eastAsia"/>
-        </w:rPr>
-      </w:pPr>
       <w:r>
         <w:rPr>
           <w:rFonts w:hint="eastAsia"/>
@@ -6971,11 +6924,6 @@
       </w:r>
     </w:p>
     <w:p>
-      <w:pPr>
-        <w:rPr>
-          <w:rFonts w:hint="eastAsia"/>
-        </w:rPr>
-      </w:pPr>
       <w:r>
         <w:rPr>
           <w:rFonts w:hint="eastAsia"/>
@@ -7010,11 +6958,6 @@
       </w:r>
     </w:p>
     <w:p>
-      <w:pPr>
-        <w:rPr>
-          <w:rFonts w:hint="eastAsia"/>
-        </w:rPr>
-      </w:pPr>
       <w:proofErr w:type="spellStart"/>
       <w:r>
         <w:rPr>
@@ -7063,11 +7006,6 @@
       </w:r>
     </w:p>
     <w:p>
-      <w:pPr>
-        <w:rPr>
-          <w:rFonts w:hint="eastAsia"/>
-        </w:rPr>
-      </w:pPr>
       <w:r>
         <w:rPr>
           <w:rFonts w:hint="eastAsia"/>
@@ -7138,11 +7076,6 @@
       </w:r>
     </w:p>
     <w:p>
-      <w:pPr>
-        <w:rPr>
-          <w:rFonts w:hint="eastAsia"/>
-        </w:rPr>
-      </w:pPr>
       <w:r>
         <w:rPr>
           <w:rFonts w:hint="eastAsia"/>
@@ -7225,11 +7158,6 @@
       </w:r>
     </w:p>
     <w:p>
-      <w:pPr>
-        <w:rPr>
-          <w:rFonts w:hint="eastAsia"/>
-        </w:rPr>
-      </w:pPr>
       <w:r>
         <w:rPr>
           <w:rFonts w:hint="eastAsia"/>
@@ -7336,11 +7264,6 @@
       </w:r>
     </w:p>
     <w:p>
-      <w:pPr>
-        <w:rPr>
-          <w:rFonts w:hint="eastAsia"/>
-        </w:rPr>
-      </w:pPr>
       <w:r>
         <w:rPr>
           <w:rFonts w:hint="eastAsia"/>
@@ -7423,11 +7346,6 @@
       </w:r>
     </w:p>
     <w:p>
-      <w:pPr>
-        <w:rPr>
-          <w:rFonts w:hint="eastAsia"/>
-        </w:rPr>
-      </w:pPr>
       <w:r>
         <w:rPr>
           <w:rFonts w:hint="eastAsia"/>
@@ -7450,11 +7368,6 @@
       </w:r>
     </w:p>
     <w:p>
-      <w:pPr>
-        <w:rPr>
-          <w:rFonts w:hint="eastAsia"/>
-        </w:rPr>
-      </w:pPr>
       <w:r>
         <w:rPr>
           <w:rFonts w:hint="eastAsia"/>
@@ -7483,11 +7396,6 @@
       </w:r>
     </w:p>
     <w:p>
-      <w:pPr>
-        <w:rPr>
-          <w:rFonts w:hint="eastAsia"/>
-        </w:rPr>
-      </w:pPr>
       <w:proofErr w:type="spellStart"/>
       <w:r>
         <w:rPr>
@@ -7510,11 +7418,6 @@
       </w:r>
     </w:p>
     <w:p>
-      <w:pPr>
-        <w:rPr>
-          <w:rFonts w:hint="eastAsia"/>
-        </w:rPr>
-      </w:pPr>
       <w:r>
         <w:rPr>
           <w:rFonts w:hint="eastAsia"/>
@@ -7543,11 +7446,6 @@
       </w:r>
     </w:p>
     <w:p>
-      <w:pPr>
-        <w:rPr>
-          <w:rFonts w:hint="eastAsia"/>
-        </w:rPr>
-      </w:pPr>
       <w:proofErr w:type="spellStart"/>
       <w:r>
         <w:rPr>
@@ -7604,11 +7502,6 @@
       </w:r>
     </w:p>
     <w:p>
-      <w:pPr>
-        <w:rPr>
-          <w:rFonts w:hint="eastAsia"/>
-        </w:rPr>
-      </w:pPr>
       <w:r>
         <w:rPr>
           <w:rFonts w:hint="eastAsia"/>
@@ -7637,11 +7530,6 @@
       </w:r>
     </w:p>
     <w:p>
-      <w:pPr>
-        <w:rPr>
-          <w:rFonts w:hint="eastAsia"/>
-        </w:rPr>
-      </w:pPr>
       <w:proofErr w:type="spellStart"/>
       <w:r>
         <w:rPr>
@@ -7684,11 +7572,6 @@
       <w:proofErr w:type="spellEnd"/>
     </w:p>
     <w:p>
-      <w:pPr>
-        <w:rPr>
-          <w:rFonts w:hint="eastAsia"/>
-        </w:rPr>
-      </w:pPr>
       <w:proofErr w:type="spellStart"/>
       <w:r>
         <w:rPr>
@@ -7711,11 +7594,6 @@
       </w:r>
     </w:p>
     <w:p>
-      <w:pPr>
-        <w:rPr>
-          <w:rFonts w:hint="eastAsia"/>
-        </w:rPr>
-      </w:pPr>
       <w:proofErr w:type="spellStart"/>
       <w:r>
         <w:rPr>
@@ -7738,11 +7616,6 @@
       </w:r>
     </w:p>
     <w:p>
-      <w:pPr>
-        <w:rPr>
-          <w:rFonts w:hint="eastAsia"/>
-        </w:rPr>
-      </w:pPr>
       <w:proofErr w:type="spellStart"/>
       <w:r>
         <w:rPr>
@@ -7779,11 +7652,6 @@
       </w:r>
     </w:p>
     <w:p>
-      <w:pPr>
-        <w:rPr>
-          <w:rFonts w:hint="eastAsia"/>
-        </w:rPr>
-      </w:pPr>
       <w:proofErr w:type="spellStart"/>
       <w:r>
         <w:rPr>
@@ -7818,11 +7686,6 @@
       </w:r>
     </w:p>
     <w:p>
-      <w:pPr>
-        <w:rPr>
-          <w:rFonts w:hint="eastAsia"/>
-        </w:rPr>
-      </w:pPr>
       <w:r>
         <w:rPr>
           <w:rFonts w:hint="eastAsia"/>
@@ -7851,11 +7714,6 @@
       </w:r>
     </w:p>
     <w:p>
-      <w:pPr>
-        <w:rPr>
-          <w:rFonts w:hint="eastAsia"/>
-        </w:rPr>
-      </w:pPr>
       <w:r>
         <w:rPr>
           <w:rFonts w:hint="eastAsia"/>
@@ -7884,11 +7742,6 @@
       </w:r>
     </w:p>
     <w:p>
-      <w:pPr>
-        <w:rPr>
-          <w:rFonts w:hint="eastAsia"/>
-        </w:rPr>
-      </w:pPr>
       <w:proofErr w:type="spellStart"/>
       <w:r>
         <w:rPr>
@@ -7919,11 +7772,6 @@
       <w:proofErr w:type="gramEnd"/>
     </w:p>
     <w:p>
-      <w:pPr>
-        <w:rPr>
-          <w:rFonts w:hint="eastAsia"/>
-        </w:rPr>
-      </w:pPr>
       <w:proofErr w:type="spellStart"/>
       <w:r>
         <w:rPr>
@@ -7964,11 +7812,6 @@
       </w:r>
     </w:p>
     <w:p>
-      <w:pPr>
-        <w:rPr>
-          <w:rFonts w:hint="eastAsia"/>
-        </w:rPr>
-      </w:pPr>
       <w:r>
         <w:rPr>
           <w:rFonts w:hint="eastAsia"/>
@@ -8022,11 +7865,6 @@
       </w:r>
     </w:p>
     <w:p>
-      <w:pPr>
-        <w:rPr>
-          <w:rFonts w:hint="eastAsia"/>
-        </w:rPr>
-      </w:pPr>
       <w:r>
         <w:rPr>
           <w:rFonts w:hint="eastAsia"/>
@@ -8048,11 +7886,6 @@
       </w:r>
     </w:p>
     <w:p>
-      <w:pPr>
-        <w:rPr>
-          <w:rFonts w:hint="eastAsia"/>
-        </w:rPr>
-      </w:pPr>
       <w:r>
         <w:rPr>
           <w:rFonts w:hint="eastAsia"/>
@@ -8079,11 +7912,6 @@
       </w:r>
     </w:p>
     <w:p>
-      <w:pPr>
-        <w:rPr>
-          <w:rFonts w:hint="eastAsia"/>
-        </w:rPr>
-      </w:pPr>
       <w:r>
         <w:rPr>
           <w:rFonts w:hint="eastAsia"/>
@@ -8131,11 +7959,6 @@
       </w:r>
     </w:p>
     <w:p>
-      <w:pPr>
-        <w:rPr>
-          <w:rFonts w:hint="eastAsia"/>
-        </w:rPr>
-      </w:pPr>
       <w:r>
         <w:rPr>
           <w:rFonts w:hint="eastAsia"/>
@@ -8150,11 +7973,6 @@
       </w:r>
     </w:p>
     <w:p>
-      <w:pPr>
-        <w:rPr>
-          <w:rFonts w:hint="eastAsia"/>
-        </w:rPr>
-      </w:pPr>
       <w:proofErr w:type="spellStart"/>
       <w:r>
         <w:rPr>
@@ -8177,11 +7995,6 @@
       </w:r>
     </w:p>
     <w:p>
-      <w:pPr>
-        <w:rPr>
-          <w:rFonts w:hint="eastAsia"/>
-        </w:rPr>
-      </w:pPr>
       <w:r>
         <w:rPr>
           <w:rFonts w:hint="eastAsia"/>
@@ -8210,11 +8023,6 @@
       </w:r>
     </w:p>
     <w:p>
-      <w:pPr>
-        <w:rPr>
-          <w:rFonts w:hint="eastAsia"/>
-        </w:rPr>
-      </w:pPr>
       <w:proofErr w:type="spellStart"/>
       <w:r>
         <w:rPr>
@@ -8237,11 +8045,6 @@
       </w:r>
     </w:p>
     <w:p>
-      <w:pPr>
-        <w:rPr>
-          <w:rFonts w:hint="eastAsia"/>
-        </w:rPr>
-      </w:pPr>
       <w:r>
         <w:rPr>
           <w:rFonts w:hint="eastAsia"/>
@@ -8276,11 +8079,6 @@
       </w:r>
     </w:p>
     <w:p>
-      <w:pPr>
-        <w:rPr>
-          <w:rFonts w:hint="eastAsia"/>
-        </w:rPr>
-      </w:pPr>
       <w:r>
         <w:rPr>
           <w:rFonts w:hint="eastAsia"/>
@@ -8309,11 +8107,6 @@
       </w:r>
     </w:p>
     <w:p>
-      <w:pPr>
-        <w:rPr>
-          <w:rFonts w:hint="eastAsia"/>
-        </w:rPr>
-      </w:pPr>
       <w:proofErr w:type="spellStart"/>
       <w:r>
         <w:rPr>
@@ -8336,11 +8129,6 @@
       </w:r>
     </w:p>
     <w:p>
-      <w:pPr>
-        <w:rPr>
-          <w:rFonts w:hint="eastAsia"/>
-        </w:rPr>
-      </w:pPr>
       <w:r>
         <w:rPr>
           <w:rFonts w:hint="eastAsia"/>
@@ -8369,11 +8157,6 @@
       </w:r>
     </w:p>
     <w:p>
-      <w:pPr>
-        <w:rPr>
-          <w:rFonts w:hint="eastAsia"/>
-        </w:rPr>
-      </w:pPr>
       <w:r>
         <w:rPr>
           <w:rFonts w:hint="eastAsia"/>
@@ -8402,11 +8185,6 @@
       </w:r>
     </w:p>
     <w:p>
-      <w:pPr>
-        <w:rPr>
-          <w:rFonts w:hint="eastAsia"/>
-        </w:rPr>
-      </w:pPr>
       <w:r>
         <w:rPr>
           <w:rFonts w:hint="eastAsia"/>
@@ -8435,11 +8213,6 @@
       </w:r>
     </w:p>
     <w:p>
-      <w:pPr>
-        <w:rPr>
-          <w:rFonts w:hint="eastAsia"/>
-        </w:rPr>
-      </w:pPr>
       <w:proofErr w:type="spellStart"/>
       <w:r>
         <w:rPr>
@@ -8462,11 +8235,6 @@
       </w:r>
     </w:p>
     <w:p>
-      <w:pPr>
-        <w:rPr>
-          <w:rFonts w:hint="eastAsia"/>
-        </w:rPr>
-      </w:pPr>
       <w:proofErr w:type="spellStart"/>
       <w:r>
         <w:rPr>
@@ -8489,11 +8257,6 @@
       </w:r>
     </w:p>
     <w:p>
-      <w:pPr>
-        <w:rPr>
-          <w:rFonts w:hint="eastAsia"/>
-        </w:rPr>
-      </w:pPr>
       <w:proofErr w:type="spellStart"/>
       <w:r>
         <w:rPr>
@@ -8591,11 +8354,6 @@
       </w:r>
     </w:p>
     <w:p>
-      <w:pPr>
-        <w:rPr>
-          <w:rFonts w:hint="eastAsia"/>
-        </w:rPr>
-      </w:pPr>
       <w:r>
         <w:rPr>
           <w:rFonts w:hint="eastAsia"/>
@@ -8622,11 +8380,6 @@
       </w:r>
     </w:p>
     <w:p>
-      <w:pPr>
-        <w:rPr>
-          <w:rFonts w:hint="eastAsia"/>
-        </w:rPr>
-      </w:pPr>
       <w:proofErr w:type="spellStart"/>
       <w:r>
         <w:rPr>
@@ -8649,11 +8402,6 @@
       </w:r>
     </w:p>
     <w:p>
-      <w:pPr>
-        <w:rPr>
-          <w:rFonts w:hint="eastAsia"/>
-        </w:rPr>
-      </w:pPr>
       <w:r>
         <w:rPr>
           <w:rFonts w:hint="eastAsia"/>
@@ -8682,11 +8430,6 @@
       </w:r>
     </w:p>
     <w:p>
-      <w:pPr>
-        <w:rPr>
-          <w:rFonts w:hint="eastAsia"/>
-        </w:rPr>
-      </w:pPr>
       <w:r>
         <w:rPr>
           <w:rFonts w:hint="eastAsia"/>
@@ -8727,11 +8470,6 @@
       </w:r>
     </w:p>
     <w:p>
-      <w:pPr>
-        <w:rPr>
-          <w:rFonts w:hint="eastAsia"/>
-        </w:rPr>
-      </w:pPr>
       <w:r>
         <w:rPr>
           <w:rFonts w:hint="eastAsia"/>
@@ -8778,11 +8516,6 @@
       </w:r>
     </w:p>
     <w:p>
-      <w:pPr>
-        <w:rPr>
-          <w:rFonts w:hint="eastAsia"/>
-        </w:rPr>
-      </w:pPr>
       <w:r>
         <w:rPr>
           <w:rFonts w:hint="eastAsia"/>
@@ -8811,11 +8544,6 @@
       </w:r>
     </w:p>
     <w:p>
-      <w:pPr>
-        <w:rPr>
-          <w:rFonts w:hint="eastAsia"/>
-        </w:rPr>
-      </w:pPr>
       <w:r>
         <w:rPr>
           <w:rFonts w:hint="eastAsia"/>
@@ -8842,11 +8570,6 @@
       </w:r>
     </w:p>
     <w:p>
-      <w:pPr>
-        <w:rPr>
-          <w:rFonts w:hint="eastAsia"/>
-        </w:rPr>
-      </w:pPr>
       <w:proofErr w:type="spellStart"/>
       <w:r>
         <w:rPr>
@@ -8869,11 +8592,6 @@
       </w:r>
     </w:p>
     <w:p>
-      <w:pPr>
-        <w:rPr>
-          <w:rFonts w:hint="eastAsia"/>
-        </w:rPr>
-      </w:pPr>
       <w:r>
         <w:rPr>
           <w:rFonts w:hint="eastAsia"/>
@@ -8902,11 +8620,6 @@
       </w:r>
     </w:p>
     <w:p>
-      <w:pPr>
-        <w:rPr>
-          <w:rFonts w:hint="eastAsia"/>
-        </w:rPr>
-      </w:pPr>
       <w:proofErr w:type="spellStart"/>
       <w:r>
         <w:rPr>
@@ -8929,11 +8642,6 @@
       </w:r>
     </w:p>
     <w:p>
-      <w:pPr>
-        <w:rPr>
-          <w:rFonts w:hint="eastAsia"/>
-        </w:rPr>
-      </w:pPr>
       <w:r>
         <w:rPr>
           <w:rFonts w:hint="eastAsia"/>
@@ -8962,11 +8670,6 @@
       </w:r>
     </w:p>
     <w:p>
-      <w:pPr>
-        <w:rPr>
-          <w:rFonts w:hint="eastAsia"/>
-        </w:rPr>
-      </w:pPr>
       <w:r>
         <w:rPr>
           <w:rFonts w:hint="eastAsia"/>
@@ -9013,11 +8716,6 @@
       </w:r>
     </w:p>
     <w:p>
-      <w:pPr>
-        <w:rPr>
-          <w:rFonts w:hint="eastAsia"/>
-        </w:rPr>
-      </w:pPr>
       <w:proofErr w:type="spellStart"/>
       <w:r>
         <w:rPr>
@@ -9040,11 +8738,6 @@
       </w:r>
     </w:p>
     <w:p>
-      <w:pPr>
-        <w:rPr>
-          <w:rFonts w:hint="eastAsia"/>
-        </w:rPr>
-      </w:pPr>
       <w:proofErr w:type="spellStart"/>
       <w:r>
         <w:rPr>
@@ -9067,11 +8760,6 @@
       </w:r>
     </w:p>
     <w:p>
-      <w:pPr>
-        <w:rPr>
-          <w:rFonts w:hint="eastAsia"/>
-        </w:rPr>
-      </w:pPr>
       <w:proofErr w:type="spellStart"/>
       <w:r>
         <w:rPr>
@@ -9094,11 +8782,6 @@
       </w:r>
     </w:p>
     <w:p>
-      <w:pPr>
-        <w:rPr>
-          <w:rFonts w:hint="eastAsia"/>
-        </w:rPr>
-      </w:pPr>
       <w:proofErr w:type="spellStart"/>
       <w:r>
         <w:rPr>
@@ -9153,11 +8836,6 @@
       </w:r>
     </w:p>
     <w:p>
-      <w:pPr>
-        <w:rPr>
-          <w:rFonts w:hint="eastAsia"/>
-        </w:rPr>
-      </w:pPr>
       <w:r>
         <w:rPr>
           <w:rFonts w:hint="eastAsia"/>
@@ -9178,11 +8856,6 @@
       </w:r>
     </w:p>
     <w:p>
-      <w:pPr>
-        <w:rPr>
-          <w:rFonts w:hint="eastAsia"/>
-        </w:rPr>
-      </w:pPr>
       <w:r>
         <w:rPr>
           <w:rFonts w:hint="eastAsia"/>
@@ -9203,11 +8876,6 @@
       </w:r>
     </w:p>
     <w:p>
-      <w:pPr>
-        <w:rPr>
-          <w:rFonts w:hint="eastAsia"/>
-        </w:rPr>
-      </w:pPr>
       <w:proofErr w:type="spellStart"/>
       <w:r>
         <w:rPr>
@@ -9230,11 +8898,6 @@
       </w:r>
     </w:p>
     <w:p>
-      <w:pPr>
-        <w:rPr>
-          <w:rFonts w:hint="eastAsia"/>
-        </w:rPr>
-      </w:pPr>
       <w:proofErr w:type="spellStart"/>
       <w:r>
         <w:rPr>
@@ -9436,11 +9099,6 @@
       </w:r>
     </w:p>
     <w:p>
-      <w:pPr>
-        <w:rPr>
-          <w:rFonts w:hint="eastAsia"/>
-        </w:rPr>
-      </w:pPr>
       <w:proofErr w:type="spellStart"/>
       <w:r>
         <w:rPr>
@@ -9463,11 +9121,6 @@
       </w:r>
     </w:p>
     <w:p>
-      <w:pPr>
-        <w:rPr>
-          <w:rFonts w:hint="eastAsia"/>
-        </w:rPr>
-      </w:pPr>
       <w:r>
         <w:rPr>
           <w:rFonts w:hint="eastAsia"/>
@@ -9488,11 +9141,6 @@
       </w:r>
     </w:p>
     <w:p>
-      <w:pPr>
-        <w:rPr>
-          <w:rFonts w:hint="eastAsia"/>
-        </w:rPr>
-      </w:pPr>
       <w:r>
         <w:rPr>
           <w:rFonts w:hint="eastAsia"/>
@@ -9519,11 +9167,6 @@
       </w:r>
     </w:p>
     <w:p>
-      <w:pPr>
-        <w:rPr>
-          <w:rFonts w:hint="eastAsia"/>
-        </w:rPr>
-      </w:pPr>
       <w:r>
         <w:rPr>
           <w:rFonts w:hint="eastAsia"/>
@@ -9586,11 +9229,6 @@
       </w:r>
     </w:p>
     <w:p>
-      <w:pPr>
-        <w:rPr>
-          <w:rFonts w:hint="eastAsia"/>
-        </w:rPr>
-      </w:pPr>
       <w:proofErr w:type="spellStart"/>
       <w:r>
         <w:rPr>
@@ -9625,11 +9263,6 @@
       </w:r>
     </w:p>
     <w:p>
-      <w:pPr>
-        <w:rPr>
-          <w:rFonts w:hint="eastAsia"/>
-        </w:rPr>
-      </w:pPr>
       <w:r>
         <w:rPr>
           <w:rFonts w:hint="eastAsia"/>
@@ -9650,11 +9283,6 @@
       </w:r>
     </w:p>
     <w:p>
-      <w:pPr>
-        <w:rPr>
-          <w:rFonts w:hint="eastAsia"/>
-        </w:rPr>
-      </w:pPr>
       <w:r>
         <w:rPr>
           <w:rFonts w:hint="eastAsia"/>
@@ -9689,11 +9317,6 @@
       </w:r>
     </w:p>
     <w:p>
-      <w:pPr>
-        <w:rPr>
-          <w:rFonts w:hint="eastAsia"/>
-        </w:rPr>
-      </w:pPr>
       <w:r>
         <w:rPr>
           <w:rFonts w:hint="eastAsia"/>
@@ -9728,11 +9351,6 @@
       </w:r>
     </w:p>
     <w:p>
-      <w:pPr>
-        <w:rPr>
-          <w:rFonts w:hint="eastAsia"/>
-        </w:rPr>
-      </w:pPr>
       <w:r>
         <w:rPr>
           <w:rFonts w:hint="eastAsia"/>
@@ -9761,11 +9379,6 @@
       </w:r>
     </w:p>
     <w:p>
-      <w:pPr>
-        <w:rPr>
-          <w:rFonts w:hint="eastAsia"/>
-        </w:rPr>
-      </w:pPr>
       <w:r>
         <w:rPr>
           <w:rFonts w:hint="eastAsia"/>
@@ -9794,11 +9407,6 @@
       </w:r>
     </w:p>
     <w:p>
-      <w:pPr>
-        <w:rPr>
-          <w:rFonts w:hint="eastAsia"/>
-        </w:rPr>
-      </w:pPr>
       <w:r>
         <w:rPr>
           <w:rFonts w:hint="eastAsia"/>
@@ -9827,11 +9435,6 @@
       </w:r>
     </w:p>
     <w:p>
-      <w:pPr>
-        <w:rPr>
-          <w:rFonts w:hint="eastAsia"/>
-        </w:rPr>
-      </w:pPr>
       <w:r>
         <w:rPr>
           <w:rFonts w:hint="eastAsia"/>
@@ -9860,11 +9463,6 @@
       </w:r>
     </w:p>
     <w:p>
-      <w:pPr>
-        <w:rPr>
-          <w:rFonts w:hint="eastAsia"/>
-        </w:rPr>
-      </w:pPr>
       <w:proofErr w:type="spellStart"/>
       <w:r>
         <w:rPr>
@@ -9887,11 +9485,6 @@
       </w:r>
     </w:p>
     <w:p>
-      <w:pPr>
-        <w:rPr>
-          <w:rFonts w:hint="eastAsia"/>
-        </w:rPr>
-      </w:pPr>
       <w:proofErr w:type="spellStart"/>
       <w:r>
         <w:rPr>
@@ -9914,11 +9507,6 @@
       </w:r>
     </w:p>
     <w:p>
-      <w:pPr>
-        <w:rPr>
-          <w:rFonts w:hint="eastAsia"/>
-        </w:rPr>
-      </w:pPr>
       <w:r>
         <w:rPr>
           <w:rFonts w:hint="eastAsia"/>
@@ -9939,11 +9527,6 @@
       </w:r>
     </w:p>
     <w:p>
-      <w:pPr>
-        <w:rPr>
-          <w:rFonts w:hint="eastAsia"/>
-        </w:rPr>
-      </w:pPr>
       <w:r>
         <w:rPr>
           <w:rFonts w:hint="eastAsia"/>
@@ -9978,11 +9561,6 @@
       </w:r>
     </w:p>
     <w:p>
-      <w:pPr>
-        <w:rPr>
-          <w:rFonts w:hint="eastAsia"/>
-        </w:rPr>
-      </w:pPr>
       <w:r>
         <w:rPr>
           <w:rFonts w:hint="eastAsia"/>
@@ -10015,11 +9593,6 @@
       </w:r>
     </w:p>
     <w:p>
-      <w:pPr>
-        <w:rPr>
-          <w:rFonts w:hint="eastAsia"/>
-        </w:rPr>
-      </w:pPr>
       <w:r>
         <w:rPr>
           <w:rFonts w:hint="eastAsia"/>
@@ -10040,11 +9613,6 @@
       </w:r>
     </w:p>
     <w:p>
-      <w:pPr>
-        <w:rPr>
-          <w:rFonts w:hint="eastAsia"/>
-        </w:rPr>
-      </w:pPr>
       <w:proofErr w:type="spellStart"/>
       <w:r>
         <w:rPr>
@@ -10073,11 +9641,6 @@
       </w:r>
     </w:p>
     <w:p>
-      <w:pPr>
-        <w:rPr>
-          <w:rFonts w:hint="eastAsia"/>
-        </w:rPr>
-      </w:pPr>
       <w:proofErr w:type="spellStart"/>
       <w:r>
         <w:rPr>
@@ -10112,11 +9675,6 @@
       </w:r>
     </w:p>
     <w:p>
-      <w:pPr>
-        <w:rPr>
-          <w:rFonts w:hint="eastAsia"/>
-        </w:rPr>
-      </w:pPr>
       <w:proofErr w:type="spellStart"/>
       <w:r>
         <w:rPr>
@@ -10212,11 +9770,6 @@
       </w:r>
     </w:p>
     <w:p>
-      <w:pPr>
-        <w:rPr>
-          <w:rFonts w:hint="eastAsia"/>
-        </w:rPr>
-      </w:pPr>
       <w:proofErr w:type="spellStart"/>
       <w:r>
         <w:rPr>
@@ -10309,11 +9862,6 @@
       </w:r>
     </w:p>
     <w:p>
-      <w:pPr>
-        <w:rPr>
-          <w:rFonts w:hint="eastAsia"/>
-        </w:rPr>
-      </w:pPr>
       <w:r>
         <w:rPr>
           <w:rFonts w:hint="eastAsia"/>
@@ -10342,11 +9890,6 @@
       </w:r>
     </w:p>
     <w:p>
-      <w:pPr>
-        <w:rPr>
-          <w:rFonts w:hint="eastAsia"/>
-        </w:rPr>
-      </w:pPr>
       <w:r>
         <w:rPr>
           <w:rFonts w:hint="eastAsia"/>
@@ -10387,11 +9930,6 @@
       </w:r>
     </w:p>
     <w:p>
-      <w:pPr>
-        <w:rPr>
-          <w:rFonts w:hint="eastAsia"/>
-        </w:rPr>
-      </w:pPr>
       <w:r>
         <w:rPr>
           <w:rFonts w:hint="eastAsia"/>
@@ -10420,11 +9958,6 @@
       </w:r>
     </w:p>
     <w:p>
-      <w:pPr>
-        <w:rPr>
-          <w:rFonts w:hint="eastAsia"/>
-        </w:rPr>
-      </w:pPr>
       <w:r>
         <w:rPr>
           <w:rFonts w:hint="eastAsia"/>
@@ -10453,11 +9986,6 @@
       </w:r>
     </w:p>
     <w:p>
-      <w:pPr>
-        <w:rPr>
-          <w:rFonts w:hint="eastAsia"/>
-        </w:rPr>
-      </w:pPr>
       <w:proofErr w:type="spellStart"/>
       <w:r>
         <w:rPr>
@@ -10480,11 +10008,6 @@
       </w:r>
     </w:p>
     <w:p>
-      <w:pPr>
-        <w:rPr>
-          <w:rFonts w:hint="eastAsia"/>
-        </w:rPr>
-      </w:pPr>
       <w:r>
         <w:rPr>
           <w:rFonts w:hint="eastAsia"/>
@@ -10521,11 +10044,6 @@
       </w:r>
     </w:p>
     <w:p>
-      <w:pPr>
-        <w:rPr>
-          <w:rFonts w:hint="eastAsia"/>
-        </w:rPr>
-      </w:pPr>
       <w:r>
         <w:rPr>
           <w:rFonts w:hint="eastAsia"/>
@@ -10572,7 +10090,6 @@
     <w:p>
       <w:pPr>
         <w:rPr>
-          <w:rFonts w:hint="eastAsia"/>
           <w:highlight w:val="yellow"/>
         </w:rPr>
       </w:pPr>
@@ -11057,13 +10574,7 @@
       </w:r>
     </w:p>
     <w:p/>
-    <w:p>
-      <w:pPr>
-        <w:rPr>
-          <w:rFonts w:hint="eastAsia"/>
-        </w:rPr>
-      </w:pPr>
-    </w:p>
+    <w:p/>
     <w:p>
       <w:pPr>
         <w:pStyle w:val="2"/>
@@ -19974,6 +19485,44 @@
     </w:sectPr>
   </w:body>
 </w:document>
+</file>
+
+<file path=word/endnotes.xml><?xml version="1.0" encoding="utf-8"?>
+<w:endnotes xmlns:wpc="http://schemas.microsoft.com/office/word/2010/wordprocessingCanvas" xmlns:cx="http://schemas.microsoft.com/office/drawing/2014/chartex" xmlns:cx1="http://schemas.microsoft.com/office/drawing/2015/9/8/chartex" xmlns:cx2="http://schemas.microsoft.com/office/drawing/2015/10/21/chartex" xmlns:cx3="http://schemas.microsoft.com/office/drawing/2016/5/9/chartex" xmlns:cx4="http://schemas.microsoft.com/office/drawing/2016/5/10/chartex" xmlns:cx5="http://schemas.microsoft.com/office/drawing/2016/5/11/chartex" xmlns:cx6="http://schemas.microsoft.com/office/drawing/2016/5/12/chartex" xmlns:cx7="http://schemas.microsoft.com/office/drawing/2016/5/13/chartex" xmlns:cx8="http://schemas.microsoft.com/office/drawing/2016/5/14/chartex" xmlns:mc="http://schemas.openxmlformats.org/markup-compatibility/2006" xmlns:aink="http://schemas.microsoft.com/office/drawing/2016/ink" xmlns:am3d="http://schemas.microsoft.com/office/drawing/2017/model3d" xmlns:o="urn:schemas-microsoft-com:office:office" xmlns:oel="http://schemas.microsoft.com/office/2019/extlst" xmlns:r="http://schemas.openxmlformats.org/officeDocument/2006/relationships" xmlns:m="http://schemas.openxmlformats.org/officeDocument/2006/math" xmlns:v="urn:schemas-microsoft-com:vml" xmlns:wp14="http://schemas.microsoft.com/office/word/2010/wordprocessingDrawing" xmlns:wp="http://schemas.openxmlformats.org/drawingml/2006/wordprocessingDrawing" xmlns:w10="urn:schemas-microsoft-com:office:word" xmlns:w="http://schemas.openxmlformats.org/wordprocessingml/2006/main" xmlns:w14="http://schemas.microsoft.com/office/word/2010/wordml" xmlns:w15="http://schemas.microsoft.com/office/word/2012/wordml" xmlns:w16cex="http://schemas.microsoft.com/office/word/2018/wordml/cex" xmlns:w16cid="http://schemas.microsoft.com/office/word/2016/wordml/cid" xmlns:w16="http://schemas.microsoft.com/office/word/2018/wordml" xmlns:w16du="http://schemas.microsoft.com/office/word/2023/wordml/word16du" xmlns:w16sdtdh="http://schemas.microsoft.com/office/word/2020/wordml/sdtdatahash" xmlns:w16sdtfl="http://schemas.microsoft.com/office/word/2024/wordml/sdtformatlock" xmlns:w16se="http://schemas.microsoft.com/office/word/2015/wordml/symex" xmlns:wpg="http://schemas.microsoft.com/office/word/2010/wordprocessingGroup" xmlns:wpi="http://schemas.microsoft.com/office/word/2010/wordprocessingInk" xmlns:wne="http://schemas.microsoft.com/office/word/2006/wordml" xmlns:wps="http://schemas.microsoft.com/office/word/2010/wordprocessingShape" mc:Ignorable="w14 w15 w16se w16cid w16 w16cex w16sdtdh w16sdtfl w16du wp14">
+  <w:endnote w:type="separator" w:id="-1">
+    <w:p>
+      <w:r>
+        <w:separator/>
+      </w:r>
+    </w:p>
+  </w:endnote>
+  <w:endnote w:type="continuationSeparator" w:id="0">
+    <w:p>
+      <w:r>
+        <w:continuationSeparator/>
+      </w:r>
+    </w:p>
+  </w:endnote>
+</w:endnotes>
+</file>
+
+<file path=word/footnotes.xml><?xml version="1.0" encoding="utf-8"?>
+<w:footnotes xmlns:wpc="http://schemas.microsoft.com/office/word/2010/wordprocessingCanvas" xmlns:cx="http://schemas.microsoft.com/office/drawing/2014/chartex" xmlns:cx1="http://schemas.microsoft.com/office/drawing/2015/9/8/chartex" xmlns:cx2="http://schemas.microsoft.com/office/drawing/2015/10/21/chartex" xmlns:cx3="http://schemas.microsoft.com/office/drawing/2016/5/9/chartex" xmlns:cx4="http://schemas.microsoft.com/office/drawing/2016/5/10/chartex" xmlns:cx5="http://schemas.microsoft.com/office/drawing/2016/5/11/chartex" xmlns:cx6="http://schemas.microsoft.com/office/drawing/2016/5/12/chartex" xmlns:cx7="http://schemas.microsoft.com/office/drawing/2016/5/13/chartex" xmlns:cx8="http://schemas.microsoft.com/office/drawing/2016/5/14/chartex" xmlns:mc="http://schemas.openxmlformats.org/markup-compatibility/2006" xmlns:aink="http://schemas.microsoft.com/office/drawing/2016/ink" xmlns:am3d="http://schemas.microsoft.com/office/drawing/2017/model3d" xmlns:o="urn:schemas-microsoft-com:office:office" xmlns:oel="http://schemas.microsoft.com/office/2019/extlst" xmlns:r="http://schemas.openxmlformats.org/officeDocument/2006/relationships" xmlns:m="http://schemas.openxmlformats.org/officeDocument/2006/math" xmlns:v="urn:schemas-microsoft-com:vml" xmlns:wp14="http://schemas.microsoft.com/office/word/2010/wordprocessingDrawing" xmlns:wp="http://schemas.openxmlformats.org/drawingml/2006/wordprocessingDrawing" xmlns:w10="urn:schemas-microsoft-com:office:word" xmlns:w="http://schemas.openxmlformats.org/wordprocessingml/2006/main" xmlns:w14="http://schemas.microsoft.com/office/word/2010/wordml" xmlns:w15="http://schemas.microsoft.com/office/word/2012/wordml" xmlns:w16cex="http://schemas.microsoft.com/office/word/2018/wordml/cex" xmlns:w16cid="http://schemas.microsoft.com/office/word/2016/wordml/cid" xmlns:w16="http://schemas.microsoft.com/office/word/2018/wordml" xmlns:w16du="http://schemas.microsoft.com/office/word/2023/wordml/word16du" xmlns:w16sdtdh="http://schemas.microsoft.com/office/word/2020/wordml/sdtdatahash" xmlns:w16sdtfl="http://schemas.microsoft.com/office/word/2024/wordml/sdtformatlock" xmlns:w16se="http://schemas.microsoft.com/office/word/2015/wordml/symex" xmlns:wpg="http://schemas.microsoft.com/office/word/2010/wordprocessingGroup" xmlns:wpi="http://schemas.microsoft.com/office/word/2010/wordprocessingInk" xmlns:wne="http://schemas.microsoft.com/office/word/2006/wordml" xmlns:wps="http://schemas.microsoft.com/office/word/2010/wordprocessingShape" mc:Ignorable="w14 w15 w16se w16cid w16 w16cex w16sdtdh w16sdtfl w16du wp14">
+  <w:footnote w:type="separator" w:id="-1">
+    <w:p>
+      <w:r>
+        <w:separator/>
+      </w:r>
+    </w:p>
+  </w:footnote>
+  <w:footnote w:type="continuationSeparator" w:id="0">
+    <w:p>
+      <w:r>
+        <w:continuationSeparator/>
+      </w:r>
+    </w:p>
+  </w:footnote>
+</w:footnotes>
 </file>
 
 <file path=word/numbering.xml><?xml version="1.0" encoding="utf-8"?>
@@ -22744,6 +22293,66 @@
       <w:szCs w:val="28"/>
     </w:rPr>
   </w:style>
+  <w:style w:type="paragraph" w:styleId="a5">
+    <w:name w:val="header"/>
+    <w:basedOn w:val="a"/>
+    <w:link w:val="a6"/>
+    <w:rsid w:val="005F7949"/>
+    <w:pPr>
+      <w:tabs>
+        <w:tab w:val="center" w:pos="4153"/>
+        <w:tab w:val="right" w:pos="8306"/>
+      </w:tabs>
+      <w:snapToGrid w:val="0"/>
+      <w:jc w:val="center"/>
+    </w:pPr>
+    <w:rPr>
+      <w:sz w:val="18"/>
+      <w:szCs w:val="18"/>
+    </w:rPr>
+  </w:style>
+  <w:style w:type="character" w:customStyle="1" w:styleId="a6">
+    <w:name w:val="页眉 字符"/>
+    <w:basedOn w:val="a0"/>
+    <w:link w:val="a5"/>
+    <w:rsid w:val="005F7949"/>
+    <w:rPr>
+      <w:rFonts w:asciiTheme="minorHAnsi" w:eastAsiaTheme="minorEastAsia" w:hAnsiTheme="minorHAnsi" w:cstheme="minorBidi"/>
+      <w:kern w:val="2"/>
+      <w:sz w:val="18"/>
+      <w:szCs w:val="18"/>
+    </w:rPr>
+  </w:style>
+  <w:style w:type="paragraph" w:styleId="a7">
+    <w:name w:val="footer"/>
+    <w:basedOn w:val="a"/>
+    <w:link w:val="a8"/>
+    <w:rsid w:val="005F7949"/>
+    <w:pPr>
+      <w:tabs>
+        <w:tab w:val="center" w:pos="4153"/>
+        <w:tab w:val="right" w:pos="8306"/>
+      </w:tabs>
+      <w:snapToGrid w:val="0"/>
+      <w:jc w:val="left"/>
+    </w:pPr>
+    <w:rPr>
+      <w:sz w:val="18"/>
+      <w:szCs w:val="18"/>
+    </w:rPr>
+  </w:style>
+  <w:style w:type="character" w:customStyle="1" w:styleId="a8">
+    <w:name w:val="页脚 字符"/>
+    <w:basedOn w:val="a0"/>
+    <w:link w:val="a7"/>
+    <w:rsid w:val="005F7949"/>
+    <w:rPr>
+      <w:rFonts w:asciiTheme="minorHAnsi" w:eastAsiaTheme="minorEastAsia" w:hAnsiTheme="minorHAnsi" w:cstheme="minorBidi"/>
+      <w:kern w:val="2"/>
+      <w:sz w:val="18"/>
+      <w:szCs w:val="18"/>
+    </w:rPr>
+  </w:style>
 </w:styles>
 </file>
 
